--- a/sumith/Sumirth 2 file.docx
+++ b/sumith/Sumirth 2 file.docx
@@ -9,13 +9,18 @@
       </w:r>
       <w:proofErr w:type="spellEnd"/>
       <w:r>
-        <w:t xml:space="preserve"> 2 file</w:t>
+        <w:t xml:space="preserve"> </w:t>
+      </w:r>
+      <w:r>
+        <w:t xml:space="preserve"> one </w:t>
+      </w:r>
+      <w:bookmarkStart w:id="0" w:name="_GoBack"/>
+      <w:bookmarkEnd w:id="0"/>
+      <w:r>
+        <w:t>file</w:t>
       </w:r>
     </w:p>
-    <w:p>
-      <w:bookmarkStart w:id="0" w:name="_GoBack"/>
-      <w:bookmarkEnd w:id="0"/>
-    </w:p>
+    <w:p/>
     <w:sectPr>
       <w:pgSz w:w="11906" w:h="16838"/>
       <w:pgMar w:top="1440" w:right="1440" w:bottom="1440" w:left="1440" w:header="708" w:footer="708" w:gutter="0"/>
